--- a/corpus/synthetic/balance-dbcs-spacing__003.docx
+++ b/corpus/synthetic/balance-dbcs-spacing__003.docx
@@ -36,41 +36,15 @@
 
 <file path=word/styles.xml><?xml version="1.0" encoding="utf-8"?>
 <w:styles xmlns:w="http://schemas.openxmlformats.org/wordprocessingml/2006/main">
+  <w:docDefaults>
+    <w:rPrDefault>
+      <w:rPr>
+        <w:rFonts w:ascii="Malgun Gothic" w:hAnsi="Malgun Gothic" w:eastAsia="Malgun Gothic"/>
+      </w:rPr>
+    </w:rPrDefault>
+  </w:docDefaults>
   <w:style w:type="paragraph" w:default="1" w:styleId="Normal">
     <w:name w:val="Normal"/>
   </w:style>
-  <w:style w:type="paragraph" w:styleId="Heading1">
-    <w:name w:val="heading 1"/>
-    <w:basedOn w:val="Normal"/>
-    <w:pPr>
-      <w:outlineLvl w:val="0"/>
-    </w:pPr>
-    <w:rPr>
-      <w:b/>
-      <w:sz w:val="32"/>
-    </w:rPr>
-  </w:style>
-  <w:style w:type="paragraph" w:styleId="Heading2">
-    <w:name w:val="heading 2"/>
-    <w:basedOn w:val="Normal"/>
-    <w:pPr>
-      <w:outlineLvl w:val="1"/>
-    </w:pPr>
-    <w:rPr>
-      <w:b/>
-      <w:sz w:val="28"/>
-    </w:rPr>
-  </w:style>
-  <w:style w:type="paragraph" w:styleId="ListParagraph">
-    <w:name w:val="List Paragraph"/>
-    <w:basedOn w:val="Normal"/>
-  </w:style>
-  <w:style w:type="character" w:styleId="Hyperlink">
-    <w:name w:val="Hyperlink"/>
-    <w:rPr>
-      <w:color w:val="0563C1"/>
-      <w:u w:val="single"/>
-    </w:rPr>
-  </w:style>
 </w:styles>
 </file>